--- a/docs/EV_Charging_Optimizer_Excel_Model_Explanation.docx
+++ b/docs/EV_Charging_Optimizer_Excel_Model_Explanation.docx
@@ -2,6 +2,101 @@
 <file path=word/document.xml><?xml version="1.0" encoding="utf-8"?>
 <w:document xmlns:wpc="http://schemas.microsoft.com/office/word/2010/wordprocessingCanvas" xmlns:cx="http://schemas.microsoft.com/office/drawing/2014/chartex" xmlns:cx1="http://schemas.microsoft.com/office/drawing/2015/9/8/chartex" xmlns:cx2="http://schemas.microsoft.com/office/drawing/2015/10/21/chartex" xmlns:cx3="http://schemas.microsoft.com/office/drawing/2016/5/9/chartex" xmlns:cx4="http://schemas.microsoft.com/office/drawing/2016/5/10/chartex" xmlns:cx5="http://schemas.microsoft.com/office/drawing/2016/5/11/chartex" xmlns:cx6="http://schemas.microsoft.com/office/drawing/2016/5/12/chartex" xmlns:cx7="http://schemas.microsoft.com/office/drawing/2016/5/13/chartex" xmlns:cx8="http://schemas.microsoft.com/office/drawing/2016/5/14/chartex" xmlns:mc="http://schemas.openxmlformats.org/markup-compatibility/2006" xmlns:aink="http://schemas.microsoft.com/office/drawing/2016/ink" xmlns:am3d="http://schemas.microsoft.com/office/drawing/2017/model3d" xmlns:o="urn:schemas-microsoft-com:office:office" xmlns:oel="http://schemas.microsoft.com/office/2019/extlst" xmlns:r="http://schemas.openxmlformats.org/officeDocument/2006/relationships" xmlns:m="http://schemas.openxmlformats.org/officeDocument/2006/math" xmlns:v="urn:schemas-microsoft-com:vml" xmlns:wp14="http://schemas.microsoft.com/office/word/2010/wordprocessingDrawing" xmlns:wp="http://schemas.openxmlformats.org/drawingml/2006/wordprocessingDrawing" xmlns:w10="urn:schemas-microsoft-com:office:word" xmlns:w="http://schemas.openxmlformats.org/wordprocessingml/2006/main" xmlns:w14="http://schemas.microsoft.com/office/word/2010/wordml" xmlns:w15="http://schemas.microsoft.com/office/word/2012/wordml" xmlns:w16cex="http://schemas.microsoft.com/office/word/2018/wordml/cex" xmlns:w16cid="http://schemas.microsoft.com/office/word/2016/wordml/cid" xmlns:w16="http://schemas.microsoft.com/office/word/2018/wordml" xmlns:w16du="http://schemas.microsoft.com/office/word/2023/wordml/word16du" xmlns:w16sdtdh="http://schemas.microsoft.com/office/word/2020/wordml/sdtdatahash" xmlns:w16sdtfl="http://schemas.microsoft.com/office/word/2024/wordml/sdtformatlock" xmlns:w16se="http://schemas.microsoft.com/office/word/2015/wordml/symex" xmlns:wpg="http://schemas.microsoft.com/office/word/2010/wordprocessingGroup" xmlns:wpi="http://schemas.microsoft.com/office/word/2010/wordprocessingInk" xmlns:wne="http://schemas.microsoft.com/office/word/2006/wordml" xmlns:wps="http://schemas.microsoft.com/office/word/2010/wordprocessingShape" mc:Ignorable="w14 w15 w16se w16cid w16 w16cex w16sdtdh w16sdtfl w16du wp14">
   <w:body>
+    <w:p>
+      <w:pPr>
+        <w:jc w:val="center"/>
+        <w:rPr>
+          <w:rFonts w:ascii="Trebuchet MS" w:hAnsi="Trebuchet MS"/>
+          <w:b/>
+          <w:color w:val="FF6600"/>
+          <w:sz w:val="40"/>
+        </w:rPr>
+      </w:pPr>
+    </w:p>
+    <w:p>
+      <w:pPr>
+        <w:jc w:val="right"/>
+        <w:rPr>
+          <w:rFonts w:ascii="Trebuchet MS" w:hAnsi="Trebuchet MS"/>
+          <w:b/>
+          <w:color w:val="0F243E" w:themeColor="text2" w:themeShade="80"/>
+          <w:sz w:val="24"/>
+          <w:szCs w:val="24"/>
+          <w:lang w:val="en-FI"/>
+        </w:rPr>
+      </w:pPr>
+      <w:r>
+        <w:rPr>
+          <w:rFonts w:ascii="Trebuchet MS" w:hAnsi="Trebuchet MS"/>
+          <w:b/>
+          <w:color w:val="0F243E" w:themeColor="text2" w:themeShade="80"/>
+          <w:sz w:val="24"/>
+          <w:szCs w:val="24"/>
+        </w:rPr>
+        <w:t>Israel Gacia</w:t>
+      </w:r>
+    </w:p>
+    <w:p>
+      <w:pPr>
+        <w:jc w:val="right"/>
+        <w:rPr>
+          <w:rFonts w:ascii="Trebuchet MS" w:hAnsi="Trebuchet MS"/>
+          <w:b/>
+          <w:color w:val="0F243E" w:themeColor="text2" w:themeShade="80"/>
+          <w:sz w:val="24"/>
+          <w:szCs w:val="24"/>
+          <w:lang w:val="en-FI"/>
+        </w:rPr>
+      </w:pPr>
+      <w:r>
+        <w:rPr>
+          <w:rFonts w:ascii="Trebuchet MS" w:hAnsi="Trebuchet MS"/>
+          <w:b/>
+          <w:bCs/>
+          <w:color w:val="0F243E" w:themeColor="text2" w:themeShade="80"/>
+          <w:sz w:val="24"/>
+          <w:szCs w:val="24"/>
+          <w:lang w:val="en-FI"/>
+        </w:rPr>
+        <w:t>Basics of Programming ND00CC70-3002</w:t>
+      </w:r>
+    </w:p>
+    <w:p>
+      <w:pPr>
+        <w:jc w:val="right"/>
+        <w:rPr>
+          <w:rFonts w:ascii="Trebuchet MS" w:hAnsi="Trebuchet MS"/>
+          <w:b/>
+          <w:color w:val="0F243E" w:themeColor="text2" w:themeShade="80"/>
+          <w:sz w:val="24"/>
+          <w:szCs w:val="24"/>
+          <w:lang w:val="en-FI"/>
+        </w:rPr>
+      </w:pPr>
+      <w:r>
+        <w:rPr>
+          <w:rFonts w:ascii="Trebuchet MS" w:hAnsi="Trebuchet MS"/>
+          <w:b/>
+          <w:color w:val="0F243E" w:themeColor="text2" w:themeShade="80"/>
+          <w:sz w:val="24"/>
+          <w:szCs w:val="24"/>
+          <w:lang w:val="en-FI"/>
+        </w:rPr>
+        <w:t>EV Charging Optimizer</w:t>
+      </w:r>
+      <w:r>
+        <w:rPr>
+          <w:rFonts w:ascii="Trebuchet MS" w:hAnsi="Trebuchet MS"/>
+          <w:b/>
+          <w:color w:val="0F243E" w:themeColor="text2" w:themeShade="80"/>
+          <w:sz w:val="24"/>
+          <w:szCs w:val="24"/>
+          <w:lang w:val="en-FI"/>
+        </w:rPr>
+        <w:br/>
+        <w:t>Final Assignment</w:t>
+      </w:r>
+    </w:p>
     <w:p>
       <w:pPr>
         <w:jc w:val="center"/>
@@ -24,6 +119,8 @@
         <w:jc w:val="center"/>
         <w:rPr>
           <w:rFonts w:ascii="Trebuchet MS" w:hAnsi="Trebuchet MS"/>
+          <w:i/>
+          <w:sz w:val="20"/>
         </w:rPr>
       </w:pPr>
       <w:r>
@@ -35,50 +132,68 @@
         <w:t>Presentation-ready column list, formulas, and explanation of the logic behind the app prototype</w:t>
       </w:r>
     </w:p>
+    <w:p>
+      <w:pPr>
+        <w:jc w:val="center"/>
+        <w:rPr>
+          <w:rFonts w:ascii="Trebuchet MS" w:hAnsi="Trebuchet MS"/>
+        </w:rPr>
+      </w:pPr>
+    </w:p>
     <w:tbl>
       <w:tblPr>
-        <w:tblW w:w="0" w:type="auto"/>
+        <w:tblW w:w="13390" w:type="dxa"/>
         <w:jc w:val="center"/>
         <w:tblLook w:val="04A0" w:firstRow="1" w:lastRow="0" w:firstColumn="1" w:lastColumn="0" w:noHBand="0" w:noVBand="1"/>
       </w:tblPr>
       <w:tblGrid>
-        <w:gridCol w:w="15538"/>
+        <w:gridCol w:w="13390"/>
       </w:tblGrid>
       <w:tr>
         <w:trPr>
+          <w:trHeight w:val="3508"/>
           <w:jc w:val="center"/>
         </w:trPr>
         <w:tc>
           <w:tcPr>
-            <w:tcW w:w="15538" w:type="dxa"/>
+            <w:tcW w:w="13390" w:type="dxa"/>
             <w:shd w:val="clear" w:color="auto" w:fill="EAF4FF"/>
           </w:tcPr>
           <w:p>
             <w:pPr>
-              <w:rPr>
-                <w:rFonts w:ascii="Trebuchet MS" w:hAnsi="Trebuchet MS"/>
-                <w:sz w:val="19"/>
+              <w:jc w:val="center"/>
+              <w:rPr>
+                <w:rFonts w:ascii="Trebuchet MS" w:hAnsi="Trebuchet MS"/>
+                <w:b/>
+                <w:bCs/>
+                <w:sz w:val="28"/>
+                <w:szCs w:val="28"/>
               </w:rPr>
             </w:pPr>
             <w:r>
               <w:rPr>
                 <w:rFonts w:ascii="Trebuchet MS" w:hAnsi="Trebuchet MS"/>
-                <w:sz w:val="19"/>
-              </w:rPr>
-              <w:t xml:space="preserve">Core idea of the model: </w:t>
+                <w:b/>
+                <w:bCs/>
+                <w:sz w:val="28"/>
+                <w:szCs w:val="28"/>
+              </w:rPr>
+              <w:t>Core idea of the model</w:t>
             </w:r>
           </w:p>
           <w:p>
             <w:pPr>
               <w:rPr>
                 <w:rFonts w:ascii="Trebuchet MS" w:hAnsi="Trebuchet MS"/>
-                <w:sz w:val="19"/>
+                <w:sz w:val="24"/>
+                <w:szCs w:val="24"/>
               </w:rPr>
             </w:pPr>
             <w:r>
               <w:rPr>
                 <w:rFonts w:ascii="Trebuchet MS" w:hAnsi="Trebuchet MS"/>
-                <w:sz w:val="19"/>
+                <w:sz w:val="24"/>
+                <w:szCs w:val="24"/>
               </w:rPr>
               <w:t>## Project justification</w:t>
             </w:r>
@@ -93,7 +208,8 @@
             <w:r>
               <w:rPr>
                 <w:rFonts w:ascii="Trebuchet MS" w:hAnsi="Trebuchet MS"/>
-                <w:sz w:val="19"/>
+                <w:sz w:val="24"/>
+                <w:szCs w:val="24"/>
               </w:rPr>
               <w:t xml:space="preserve">The project focuses on a practical charging decision: whether it is better to charge an EV now using available solar </w:t>
             </w:r>
@@ -101,7 +217,8 @@
             <w:r>
               <w:rPr>
                 <w:rFonts w:ascii="Trebuchet MS" w:hAnsi="Trebuchet MS"/>
-                <w:sz w:val="19"/>
+                <w:sz w:val="24"/>
+                <w:szCs w:val="24"/>
               </w:rPr>
               <w:t>production, or</w:t>
             </w:r>
@@ -109,14 +226,16 @@
             <w:r>
               <w:rPr>
                 <w:rFonts w:ascii="Trebuchet MS" w:hAnsi="Trebuchet MS"/>
-                <w:sz w:val="19"/>
+                <w:sz w:val="24"/>
+                <w:szCs w:val="24"/>
               </w:rPr>
               <w:t xml:space="preserve"> wait until night when distribution fees may be lower.</w:t>
             </w:r>
             <w:r>
               <w:rPr>
                 <w:rFonts w:ascii="Trebuchet MS" w:hAnsi="Trebuchet MS"/>
-                <w:sz w:val="19"/>
+                <w:sz w:val="24"/>
+                <w:szCs w:val="24"/>
               </w:rPr>
               <w:br/>
               <w:t>The most important part of the model is partial solar coverage. Solar production does not always fully cover the EV charging demand, especially in the morning or evening. However, even partial solar production can reduce grid usage enough to make charging now cheaper than charging at night.</w:t>
@@ -124,7 +243,8 @@
             <w:r>
               <w:rPr>
                 <w:rFonts w:ascii="Trebuchet MS" w:hAnsi="Trebuchet MS"/>
-                <w:sz w:val="19"/>
+                <w:sz w:val="24"/>
+                <w:szCs w:val="24"/>
               </w:rPr>
               <w:br/>
               <w:t>For example, if the car demand is 2.8 kW and solar production is only 1.0 kW, the app calculates whether paying for the remaining 1.8 kW from the grid now is cheaper than paying for the full 2.8 kW from the grid at night.</w:t>
@@ -132,14 +252,16 @@
             <w:r>
               <w:rPr>
                 <w:rFonts w:ascii="Trebuchet MS" w:hAnsi="Trebuchet MS"/>
-                <w:sz w:val="19"/>
+                <w:sz w:val="24"/>
+                <w:szCs w:val="24"/>
               </w:rPr>
               <w:br/>
             </w:r>
             <w:r>
               <w:rPr>
                 <w:rFonts w:ascii="Trebuchet MS" w:hAnsi="Trebuchet MS"/>
-                <w:sz w:val="19"/>
+                <w:sz w:val="24"/>
+                <w:szCs w:val="24"/>
               </w:rPr>
               <w:br/>
               <w:t>This is why the app compares charging now with solar assistance against night charging without solar production.</w:t>
@@ -148,6 +270,33 @@
         </w:tc>
       </w:tr>
     </w:tbl>
+    <w:p>
+      <w:pPr>
+        <w:rPr>
+          <w:rFonts w:ascii="Trebuchet MS" w:hAnsi="Trebuchet MS"/>
+          <w:b/>
+          <w:sz w:val="24"/>
+        </w:rPr>
+      </w:pPr>
+    </w:p>
+    <w:p>
+      <w:pPr>
+        <w:rPr>
+          <w:rFonts w:ascii="Trebuchet MS" w:hAnsi="Trebuchet MS"/>
+          <w:b/>
+          <w:sz w:val="24"/>
+        </w:rPr>
+      </w:pPr>
+    </w:p>
+    <w:p>
+      <w:pPr>
+        <w:rPr>
+          <w:rFonts w:ascii="Trebuchet MS" w:hAnsi="Trebuchet MS"/>
+          <w:b/>
+          <w:sz w:val="24"/>
+        </w:rPr>
+      </w:pPr>
+    </w:p>
     <w:p>
       <w:pPr>
         <w:rPr>
@@ -160,6 +309,7 @@
           <w:b/>
           <w:sz w:val="24"/>
         </w:rPr>
+        <w:lastRenderedPageBreak/>
         <w:t>Constants used in formulas</w:t>
       </w:r>
     </w:p>
@@ -625,6 +775,15 @@
         </w:tc>
       </w:tr>
     </w:tbl>
+    <w:p>
+      <w:pPr>
+        <w:rPr>
+          <w:rFonts w:ascii="Trebuchet MS" w:hAnsi="Trebuchet MS"/>
+          <w:b/>
+          <w:sz w:val="24"/>
+        </w:rPr>
+      </w:pPr>
+    </w:p>
     <w:p>
       <w:pPr>
         <w:rPr>
@@ -1823,7 +1982,6 @@
                 <w:rFonts w:ascii="Trebuchet MS" w:hAnsi="Trebuchet MS"/>
                 <w:sz w:val="16"/>
               </w:rPr>
-              <w:lastRenderedPageBreak/>
               <w:t>J</w:t>
             </w:r>
           </w:p>
@@ -2609,8 +2767,9 @@
       <w:r>
         <w:rPr>
           <w:rFonts w:ascii="Trebuchet MS" w:hAnsi="Trebuchet MS"/>
-          <w:sz w:val="20"/>
-          <w:szCs w:val="20"/>
+          <w:b/>
+          <w:bCs/>
+          <w:sz w:val="22"/>
         </w:rPr>
         <w:t>Presentation explanation</w:t>
       </w:r>
@@ -2770,7 +2929,8 @@
       </w:r>
     </w:p>
     <w:sectPr>
-      <w:footerReference w:type="default" r:id="rId8"/>
+      <w:headerReference w:type="default" r:id="rId8"/>
+      <w:footerReference w:type="default" r:id="rId9"/>
       <w:pgSz w:w="16834" w:h="11909" w:orient="landscape"/>
       <w:pgMar w:top="648" w:right="648" w:bottom="648" w:left="648" w:header="720" w:footer="720" w:gutter="0"/>
       <w:cols w:space="720"/>
@@ -2813,7 +2973,10 @@
       <w:jc w:val="center"/>
     </w:pPr>
     <w:r>
-      <w:t>EV Charging Optimizer model reference — generated for presentation use</w:t>
+      <w:t xml:space="preserve">Israel Garcia - </w:t>
+    </w:r>
+    <w:r>
+      <w:t>EV Charging Optimizer</w:t>
     </w:r>
   </w:p>
 </w:ftr>
@@ -2842,6 +3005,88 @@
     </w:p>
   </w:footnote>
 </w:footnotes>
+</file>
+
+<file path=word/header1.xml><?xml version="1.0" encoding="utf-8"?>
+<w:hdr xmlns:wpc="http://schemas.microsoft.com/office/word/2010/wordprocessingCanvas" xmlns:cx="http://schemas.microsoft.com/office/drawing/2014/chartex" xmlns:cx1="http://schemas.microsoft.com/office/drawing/2015/9/8/chartex" xmlns:cx2="http://schemas.microsoft.com/office/drawing/2015/10/21/chartex" xmlns:cx3="http://schemas.microsoft.com/office/drawing/2016/5/9/chartex" xmlns:cx4="http://schemas.microsoft.com/office/drawing/2016/5/10/chartex" xmlns:cx5="http://schemas.microsoft.com/office/drawing/2016/5/11/chartex" xmlns:cx6="http://schemas.microsoft.com/office/drawing/2016/5/12/chartex" xmlns:cx7="http://schemas.microsoft.com/office/drawing/2016/5/13/chartex" xmlns:cx8="http://schemas.microsoft.com/office/drawing/2016/5/14/chartex" xmlns:mc="http://schemas.openxmlformats.org/markup-compatibility/2006" xmlns:aink="http://schemas.microsoft.com/office/drawing/2016/ink" xmlns:am3d="http://schemas.microsoft.com/office/drawing/2017/model3d" xmlns:o="urn:schemas-microsoft-com:office:office" xmlns:oel="http://schemas.microsoft.com/office/2019/extlst" xmlns:r="http://schemas.openxmlformats.org/officeDocument/2006/relationships" xmlns:m="http://schemas.openxmlformats.org/officeDocument/2006/math" xmlns:v="urn:schemas-microsoft-com:vml" xmlns:wp14="http://schemas.microsoft.com/office/word/2010/wordprocessingDrawing" xmlns:wp="http://schemas.openxmlformats.org/drawingml/2006/wordprocessingDrawing" xmlns:w10="urn:schemas-microsoft-com:office:word" xmlns:w="http://schemas.openxmlformats.org/wordprocessingml/2006/main" xmlns:w14="http://schemas.microsoft.com/office/word/2010/wordml" xmlns:w15="http://schemas.microsoft.com/office/word/2012/wordml" xmlns:w16cex="http://schemas.microsoft.com/office/word/2018/wordml/cex" xmlns:w16cid="http://schemas.microsoft.com/office/word/2016/wordml/cid" xmlns:w16="http://schemas.microsoft.com/office/word/2018/wordml" xmlns:w16du="http://schemas.microsoft.com/office/word/2023/wordml/word16du" xmlns:w16sdtdh="http://schemas.microsoft.com/office/word/2020/wordml/sdtdatahash" xmlns:w16sdtfl="http://schemas.microsoft.com/office/word/2024/wordml/sdtformatlock" xmlns:w16se="http://schemas.microsoft.com/office/word/2015/wordml/symex" xmlns:wpg="http://schemas.microsoft.com/office/word/2010/wordprocessingGroup" xmlns:wpi="http://schemas.microsoft.com/office/word/2010/wordprocessingInk" xmlns:wne="http://schemas.microsoft.com/office/word/2006/wordml" xmlns:wps="http://schemas.microsoft.com/office/word/2010/wordprocessingShape" mc:Ignorable="w14 w15 w16se w16cid w16 w16cex w16sdtdh w16sdtfl w16du wp14">
+  <w:sdt>
+    <w:sdtPr>
+      <w:rPr>
+        <w:color w:val="7F7F7F" w:themeColor="background1" w:themeShade="7F"/>
+        <w:spacing w:val="60"/>
+      </w:rPr>
+      <w:id w:val="-277644576"/>
+      <w:docPartObj>
+        <w:docPartGallery w:val="Page Numbers (Top of Page)"/>
+        <w:docPartUnique/>
+      </w:docPartObj>
+    </w:sdtPr>
+    <w:sdtEndPr>
+      <w:rPr>
+        <w:b/>
+        <w:bCs/>
+        <w:noProof/>
+        <w:color w:val="auto"/>
+        <w:spacing w:val="0"/>
+      </w:rPr>
+    </w:sdtEndPr>
+    <w:sdtContent>
+      <w:p>
+        <w:pPr>
+          <w:pStyle w:val="Header"/>
+          <w:pBdr>
+            <w:bottom w:val="single" w:sz="4" w:space="1" w:color="D9D9D9" w:themeColor="background1" w:themeShade="D9"/>
+          </w:pBdr>
+          <w:jc w:val="right"/>
+          <w:rPr>
+            <w:b/>
+            <w:bCs/>
+          </w:rPr>
+        </w:pPr>
+        <w:r>
+          <w:rPr>
+            <w:color w:val="7F7F7F" w:themeColor="background1" w:themeShade="7F"/>
+            <w:spacing w:val="60"/>
+          </w:rPr>
+          <w:t>Page</w:t>
+        </w:r>
+        <w:r>
+          <w:t xml:space="preserve"> | </w:t>
+        </w:r>
+        <w:r>
+          <w:fldChar w:fldCharType="begin"/>
+        </w:r>
+        <w:r>
+          <w:instrText xml:space="preserve"> PAGE   \* MERGEFORMAT </w:instrText>
+        </w:r>
+        <w:r>
+          <w:fldChar w:fldCharType="separate"/>
+        </w:r>
+        <w:r>
+          <w:rPr>
+            <w:b/>
+            <w:bCs/>
+            <w:noProof/>
+          </w:rPr>
+          <w:t>2</w:t>
+        </w:r>
+        <w:r>
+          <w:rPr>
+            <w:b/>
+            <w:bCs/>
+            <w:noProof/>
+          </w:rPr>
+          <w:fldChar w:fldCharType="end"/>
+        </w:r>
+      </w:p>
+    </w:sdtContent>
+  </w:sdt>
+  <w:p>
+    <w:pPr>
+      <w:pStyle w:val="Header"/>
+    </w:pPr>
+  </w:p>
+</w:hdr>
 </file>
 
 <file path=word/numbering.xml><?xml version="1.0" encoding="utf-8"?>

--- a/docs/EV_Charging_Optimizer_Excel_Model_Explanation.docx
+++ b/docs/EV_Charging_Optimizer_Excel_Model_Explanation.docx
@@ -211,25 +211,7 @@
                 <w:sz w:val="24"/>
                 <w:szCs w:val="24"/>
               </w:rPr>
-              <w:t xml:space="preserve">The project focuses on a practical charging decision: whether it is better to charge an EV now using available solar </w:t>
-            </w:r>
-            <w:proofErr w:type="gramStart"/>
-            <w:r>
-              <w:rPr>
-                <w:rFonts w:ascii="Trebuchet MS" w:hAnsi="Trebuchet MS"/>
-                <w:sz w:val="24"/>
-                <w:szCs w:val="24"/>
-              </w:rPr>
-              <w:t>production, or</w:t>
-            </w:r>
-            <w:proofErr w:type="gramEnd"/>
-            <w:r>
-              <w:rPr>
-                <w:rFonts w:ascii="Trebuchet MS" w:hAnsi="Trebuchet MS"/>
-                <w:sz w:val="24"/>
-                <w:szCs w:val="24"/>
-              </w:rPr>
-              <w:t xml:space="preserve"> wait until night when distribution fees may be lower.</w:t>
+              <w:t>The project focuses on a practical charging decision: whether it is better to charge an EV now using available solar production, or wait until night when distribution fees may be lower.</w:t>
             </w:r>
             <w:r>
               <w:rPr>
@@ -569,21 +551,12 @@
                 <w:rFonts w:ascii="Trebuchet MS" w:hAnsi="Trebuchet MS"/>
               </w:rPr>
             </w:pPr>
-            <w:proofErr w:type="spellStart"/>
             <w:r>
               <w:rPr>
                 <w:rFonts w:ascii="Trebuchet MS" w:hAnsi="Trebuchet MS"/>
                 <w:sz w:val="17"/>
               </w:rPr>
-              <w:t>Oomi</w:t>
-            </w:r>
-            <w:proofErr w:type="spellEnd"/>
-            <w:r>
-              <w:rPr>
-                <w:rFonts w:ascii="Trebuchet MS" w:hAnsi="Trebuchet MS"/>
-                <w:sz w:val="17"/>
-              </w:rPr>
-              <w:t xml:space="preserve"> Active margin from the invoice.</w:t>
+              <w:t>Oomi Active margin from the invoice.</w:t>
             </w:r>
           </w:p>
         </w:tc>
@@ -1123,23 +1096,7 @@
                 <w:rFonts w:ascii="Trebuchet MS" w:hAnsi="Trebuchet MS"/>
                 <w:sz w:val="16"/>
               </w:rPr>
-              <w:t xml:space="preserve">Solar production </w:t>
-            </w:r>
-            <w:proofErr w:type="gramStart"/>
-            <w:r>
-              <w:rPr>
-                <w:rFonts w:ascii="Trebuchet MS" w:hAnsi="Trebuchet MS"/>
-                <w:sz w:val="16"/>
-              </w:rPr>
-              <w:t>available</w:t>
-            </w:r>
-            <w:proofErr w:type="gramEnd"/>
-            <w:r>
-              <w:rPr>
-                <w:rFonts w:ascii="Trebuchet MS" w:hAnsi="Trebuchet MS"/>
-                <w:sz w:val="16"/>
-              </w:rPr>
-              <w:t xml:space="preserve"> at that time.</w:t>
+              <w:t>Solar production available at that time.</w:t>
             </w:r>
           </w:p>
         </w:tc>
@@ -1339,39 +1296,7 @@
                 <w:rFonts w:ascii="Trebuchet MS" w:hAnsi="Trebuchet MS"/>
                 <w:sz w:val="14"/>
               </w:rPr>
-              <w:t>+ 2,81 + 0,02 + 0,6 + IF(AND(A2&gt;=TIME(8;0;0</w:t>
-            </w:r>
-            <w:proofErr w:type="gramStart"/>
-            <w:r>
-              <w:rPr>
-                <w:rFonts w:ascii="Trebuchet MS" w:hAnsi="Trebuchet MS"/>
-                <w:sz w:val="14"/>
-              </w:rPr>
-              <w:t>);A</w:t>
-            </w:r>
-            <w:proofErr w:type="gramEnd"/>
-            <w:r>
-              <w:rPr>
-                <w:rFonts w:ascii="Trebuchet MS" w:hAnsi="Trebuchet MS"/>
-                <w:sz w:val="14"/>
-              </w:rPr>
-              <w:t>2&lt;</w:t>
-            </w:r>
-            <w:proofErr w:type="gramStart"/>
-            <w:r>
-              <w:rPr>
-                <w:rFonts w:ascii="Trebuchet MS" w:hAnsi="Trebuchet MS"/>
-                <w:sz w:val="14"/>
-              </w:rPr>
-              <w:t>TIME(</w:t>
-            </w:r>
-            <w:proofErr w:type="gramEnd"/>
-            <w:r>
-              <w:rPr>
-                <w:rFonts w:ascii="Trebuchet MS" w:hAnsi="Trebuchet MS"/>
-                <w:sz w:val="14"/>
-              </w:rPr>
-              <w:t>22;0;0));3,3;1,42)</w:t>
+              <w:t>+ 2,81 + 0,02 + 0,6 + IF(AND(A2&gt;=TIME(8;0;0);A2&lt;TIME(22;0;0));3,3;1,42)</w:t>
             </w:r>
           </w:p>
         </w:tc>
@@ -1587,23 +1512,7 @@
                 <w:rFonts w:ascii="Trebuchet MS" w:hAnsi="Trebuchet MS"/>
                 <w:sz w:val="14"/>
               </w:rPr>
-              <w:t>=</w:t>
-            </w:r>
-            <w:proofErr w:type="gramStart"/>
-            <w:r>
-              <w:rPr>
-                <w:rFonts w:ascii="Trebuchet MS" w:hAnsi="Trebuchet MS"/>
-                <w:sz w:val="14"/>
-              </w:rPr>
-              <w:t>MAX(</w:t>
-            </w:r>
-            <w:proofErr w:type="gramEnd"/>
-            <w:r>
-              <w:rPr>
-                <w:rFonts w:ascii="Trebuchet MS" w:hAnsi="Trebuchet MS"/>
-                <w:sz w:val="14"/>
-              </w:rPr>
-              <w:t>0; E2-B2)</w:t>
+              <w:t>=MAX(0; E2-B2)</w:t>
             </w:r>
           </w:p>
         </w:tc>
@@ -1827,21 +1736,12 @@
                 <w:rFonts w:ascii="Trebuchet MS" w:hAnsi="Trebuchet MS"/>
               </w:rPr>
             </w:pPr>
-            <w:proofErr w:type="gramStart"/>
             <w:r>
               <w:rPr>
                 <w:rFonts w:ascii="Trebuchet MS" w:hAnsi="Trebuchet MS"/>
                 <w:sz w:val="16"/>
               </w:rPr>
-              <w:t>Current</w:t>
-            </w:r>
-            <w:proofErr w:type="gramEnd"/>
-            <w:r>
-              <w:rPr>
-                <w:rFonts w:ascii="Trebuchet MS" w:hAnsi="Trebuchet MS"/>
-                <w:sz w:val="16"/>
-              </w:rPr>
-              <w:t xml:space="preserve"> charging cost in euros, based only on grid usage after solar.</w:t>
+              <w:t>Current charging cost in euros, based only on grid usage after solar.</w:t>
             </w:r>
           </w:p>
         </w:tc>
@@ -1941,23 +1841,7 @@
                 <w:rFonts w:ascii="Trebuchet MS" w:hAnsi="Trebuchet MS"/>
                 <w:sz w:val="16"/>
               </w:rPr>
-              <w:t xml:space="preserve">Simple yes/no indicator based on whether savings vs night </w:t>
-            </w:r>
-            <w:proofErr w:type="gramStart"/>
-            <w:r>
-              <w:rPr>
-                <w:rFonts w:ascii="Trebuchet MS" w:hAnsi="Trebuchet MS"/>
-                <w:sz w:val="16"/>
-              </w:rPr>
-              <w:t>are</w:t>
-            </w:r>
-            <w:proofErr w:type="gramEnd"/>
-            <w:r>
-              <w:rPr>
-                <w:rFonts w:ascii="Trebuchet MS" w:hAnsi="Trebuchet MS"/>
-                <w:sz w:val="16"/>
-              </w:rPr>
-              <w:t xml:space="preserve"> positive.</w:t>
+              <w:t>Simple yes/no indicator based on whether savings vs night are positive.</w:t>
             </w:r>
           </w:p>
         </w:tc>
@@ -2042,55 +1926,7 @@
                 <w:rFonts w:ascii="Trebuchet MS" w:hAnsi="Trebuchet MS"/>
                 <w:sz w:val="14"/>
               </w:rPr>
-              <w:t>=IF(F2=0;"BEST</w:t>
-            </w:r>
-            <w:proofErr w:type="gramStart"/>
-            <w:r>
-              <w:rPr>
-                <w:rFonts w:ascii="Trebuchet MS" w:hAnsi="Trebuchet MS"/>
-                <w:sz w:val="14"/>
-              </w:rPr>
-              <w:t>";IF</w:t>
-            </w:r>
-            <w:proofErr w:type="gramEnd"/>
-            <w:r>
-              <w:rPr>
-                <w:rFonts w:ascii="Trebuchet MS" w:hAnsi="Trebuchet MS"/>
-                <w:sz w:val="14"/>
-              </w:rPr>
-              <w:t>(G2&gt;0;"BEST</w:t>
-            </w:r>
-            <w:proofErr w:type="gramStart"/>
-            <w:r>
-              <w:rPr>
-                <w:rFonts w:ascii="Trebuchet MS" w:hAnsi="Trebuchet MS"/>
-                <w:sz w:val="14"/>
-              </w:rPr>
-              <w:t>";IF</w:t>
-            </w:r>
-            <w:proofErr w:type="gramEnd"/>
-            <w:r>
-              <w:rPr>
-                <w:rFonts w:ascii="Trebuchet MS" w:hAnsi="Trebuchet MS"/>
-                <w:sz w:val="14"/>
-              </w:rPr>
-              <w:t>(ABS(G</w:t>
-            </w:r>
-            <w:proofErr w:type="gramStart"/>
-            <w:r>
-              <w:rPr>
-                <w:rFonts w:ascii="Trebuchet MS" w:hAnsi="Trebuchet MS"/>
-                <w:sz w:val="14"/>
-              </w:rPr>
-              <w:t>2)&lt;</w:t>
-            </w:r>
-            <w:proofErr w:type="gramEnd"/>
-            <w:r>
-              <w:rPr>
-                <w:rFonts w:ascii="Trebuchet MS" w:hAnsi="Trebuchet MS"/>
-                <w:sz w:val="14"/>
-              </w:rPr>
-              <w:t>0,01;"GOOD";"WAIT")))</w:t>
+              <w:t>=IF(F2=0;"BEST";IF(G2&gt;0;"BEST";IF(ABS(G2)&lt;0,01;"GOOD";"WAIT")))</w:t>
             </w:r>
           </w:p>
         </w:tc>
@@ -2191,23 +2027,7 @@
                 <w:rFonts w:ascii="Trebuchet MS" w:hAnsi="Trebuchet MS"/>
                 <w:sz w:val="14"/>
               </w:rPr>
-              <w:t xml:space="preserve">Example formula: </w:t>
-            </w:r>
-            <w:proofErr w:type="gramStart"/>
-            <w:r>
-              <w:rPr>
-                <w:rFonts w:ascii="Trebuchet MS" w:hAnsi="Trebuchet MS"/>
-                <w:sz w:val="14"/>
-              </w:rPr>
-              <w:t>=(</w:t>
-            </w:r>
-            <w:proofErr w:type="gramEnd"/>
-            <w:r>
-              <w:rPr>
-                <w:rFonts w:ascii="Trebuchet MS" w:hAnsi="Trebuchet MS"/>
-                <w:sz w:val="14"/>
-              </w:rPr>
-              <w:t>10,99+4,96)/3376,01*100</w:t>
+              <w:t>Example formula: =(10,99+4,96)/3376,01*100</w:t>
             </w:r>
           </w:p>
         </w:tc>
@@ -2226,23 +2046,7 @@
                 <w:rFonts w:ascii="Trebuchet MS" w:hAnsi="Trebuchet MS"/>
                 <w:sz w:val="16"/>
               </w:rPr>
-              <w:t xml:space="preserve">Optional estimate converting fixed monthly fees into c/kWh. Rename clearly because fixed fees are </w:t>
-            </w:r>
-            <w:proofErr w:type="gramStart"/>
-            <w:r>
-              <w:rPr>
-                <w:rFonts w:ascii="Trebuchet MS" w:hAnsi="Trebuchet MS"/>
-                <w:sz w:val="16"/>
-              </w:rPr>
-              <w:t>actually monthly</w:t>
-            </w:r>
-            <w:proofErr w:type="gramEnd"/>
-            <w:r>
-              <w:rPr>
-                <w:rFonts w:ascii="Trebuchet MS" w:hAnsi="Trebuchet MS"/>
-                <w:sz w:val="16"/>
-              </w:rPr>
-              <w:t>, not hourly.</w:t>
+              <w:t>Optional estimate converting fixed monthly fees into c/kWh. Rename clearly because fixed fees are actually monthly, not hourly.</w:t>
             </w:r>
           </w:p>
         </w:tc>
@@ -2907,25 +2711,105 @@
           <w:szCs w:val="20"/>
         </w:rPr>
         <w:br/>
-        <w:t xml:space="preserve">• This keeps the model focused on the costs that </w:t>
+        <w:t>• This keeps the model focused on the costs that actually change depending on when the EV is charged.</w:t>
       </w:r>
-      <w:proofErr w:type="gramStart"/>
+    </w:p>
+    <w:p>
+      <w:pPr>
+        <w:ind w:left="360" w:hanging="216"/>
+        <w:rPr>
+          <w:rFonts w:ascii="Trebuchet MS" w:hAnsi="Trebuchet MS"/>
+          <w:sz w:val="20"/>
+          <w:szCs w:val="20"/>
+        </w:rPr>
+      </w:pPr>
+    </w:p>
+    <w:p>
+      <w:pPr>
+        <w:ind w:left="360" w:hanging="216"/>
+        <w:rPr>
+          <w:rFonts w:ascii="Trebuchet MS" w:hAnsi="Trebuchet MS"/>
+          <w:b/>
+          <w:bCs/>
+          <w:sz w:val="22"/>
+        </w:rPr>
+      </w:pPr>
+      <w:r>
+        <w:rPr>
+          <w:rFonts w:ascii="Trebuchet MS" w:hAnsi="Trebuchet MS"/>
+          <w:b/>
+          <w:bCs/>
+          <w:sz w:val="22"/>
+        </w:rPr>
+        <w:t>AI assistance disclosure</w:t>
+      </w:r>
+    </w:p>
+    <w:p>
+      <w:pPr>
+        <w:ind w:left="360" w:hanging="216"/>
+        <w:rPr>
+          <w:rFonts w:ascii="Trebuchet MS" w:hAnsi="Trebuchet MS"/>
+          <w:sz w:val="20"/>
+          <w:szCs w:val="20"/>
+        </w:rPr>
+      </w:pPr>
       <w:r>
         <w:rPr>
           <w:rFonts w:ascii="Trebuchet MS" w:hAnsi="Trebuchet MS"/>
           <w:sz w:val="20"/>
           <w:szCs w:val="20"/>
         </w:rPr>
-        <w:t>actually change</w:t>
+        <w:t>AI tools were used as support during the project for debugging, code explanation, documentation structure, UI wording, and generation of the app background image.</w:t>
       </w:r>
-      <w:proofErr w:type="gramEnd"/>
+    </w:p>
+    <w:p>
+      <w:pPr>
+        <w:ind w:left="360" w:hanging="216"/>
+        <w:rPr>
+          <w:rFonts w:ascii="Trebuchet MS" w:hAnsi="Trebuchet MS"/>
+          <w:sz w:val="20"/>
+          <w:szCs w:val="20"/>
+        </w:rPr>
+      </w:pPr>
       <w:r>
         <w:rPr>
           <w:rFonts w:ascii="Trebuchet MS" w:hAnsi="Trebuchet MS"/>
           <w:sz w:val="20"/>
           <w:szCs w:val="20"/>
         </w:rPr>
-        <w:t xml:space="preserve"> depending on when the EV is charged.</w:t>
+        <w:t>The</w:t>
+      </w:r>
+      <w:r>
+        <w:rPr>
+          <w:rFonts w:ascii="Trebuchet MS" w:hAnsi="Trebuchet MS"/>
+          <w:sz w:val="20"/>
+          <w:szCs w:val="20"/>
+        </w:rPr>
+        <w:t xml:space="preserve"> </w:t>
+      </w:r>
+      <w:r>
+        <w:rPr>
+          <w:rFonts w:ascii="Trebuchet MS" w:hAnsi="Trebuchet MS"/>
+          <w:sz w:val="20"/>
+          <w:szCs w:val="20"/>
+        </w:rPr>
+        <w:t xml:space="preserve">project idea, Excel model logic, testing decisions, and final implementation were reviewed, adapted, and completed by </w:t>
+      </w:r>
+      <w:r>
+        <w:rPr>
+          <w:rFonts w:ascii="Trebuchet MS" w:hAnsi="Trebuchet MS"/>
+          <w:sz w:val="20"/>
+          <w:szCs w:val="20"/>
+        </w:rPr>
+        <w:t>me</w:t>
+      </w:r>
+      <w:r>
+        <w:rPr>
+          <w:rFonts w:ascii="Trebuchet MS" w:hAnsi="Trebuchet MS"/>
+          <w:sz w:val="20"/>
+          <w:szCs w:val="20"/>
+        </w:rPr>
+        <w:t>.</w:t>
       </w:r>
     </w:p>
     <w:sectPr>
@@ -3899,6 +3783,7 @@
   <w:style w:type="character" w:default="1" w:styleId="DefaultParagraphFont">
     <w:name w:val="Default Paragraph Font"/>
     <w:uiPriority w:val="1"/>
+    <w:semiHidden/>
     <w:unhideWhenUsed/>
   </w:style>
   <w:style w:type="table" w:default="1" w:styleId="TableNormal">
